--- a/input_files/Programme_Brief.docx
+++ b/input_files/Programme_Brief.docx
@@ -120,6 +120,51 @@
     <w:p>
       <w:r>
         <w:t>Every site must be live on the new system before the legacy vendor's support ends. The vendor's notice is attached. Live means transacting, which for Cork means after validation and not after the technical cutover.</w:t>
+      </w:r>
+    </w:p>
+    <w:p>
+      <w:r>
+        <w:rPr>
+          <w:b/>
+          <w:color w:val="2E4057"/>
+          <w:sz w:val="23"/>
+        </w:rPr>
+        <w:t>Governance and why the last two attempts were rejected</w:t>
+      </w:r>
+    </w:p>
+    <w:p>
+      <w:r>
+        <w:t>The steering committee is chaired by our chief operating officer and includes the group financial controller, the head of manufacturing and the two divisional managing directors. It meets monthly. The first plan I put to it ran the sites in descending order of user count on the reasoning that the largest sites carry the most benefit and should realise it soonest. The committee did not reject that on principle; the head of manufacturing rejected it because the second site in the sequence could not have transacted at all, and once that was pointed out the rest of the ordering lost its authority. The second plan spread the fourteen sites evenly across the available months, which looked orderly on a page and put four cutovers into weeks the finance function had already told me were unavailable. The controller counted them in the meeting. I would rather not present a third plan that fails on something anyone in the room can check in ninety seconds.</w:t>
+      </w:r>
+    </w:p>
+    <w:p>
+      <w:r>
+        <w:rPr>
+          <w:b/>
+          <w:color w:val="2E4057"/>
+          <w:sz w:val="23"/>
+        </w:rPr>
+        <w:t>Deployment teams</w:t>
+      </w:r>
+    </w:p>
+    <w:p>
+      <w:r>
+        <w:t>Each deployment team is nine people: a lead, two functional consultants, a data lead, two technical consultants, a training lead and two floaters. The teams are contracted for the duration of the programme and the composition does not change, which is why a team cannot be split across two sites or lent out during a gap. If a team is idle it is idle and we are still paying for it, so I would like the plan to keep them working, but not at the cost of breaking a constraint.</w:t>
+      </w:r>
+    </w:p>
+    <w:p>
+      <w:r>
+        <w:rPr>
+          <w:b/>
+          <w:color w:val="2E4057"/>
+          <w:sz w:val="23"/>
+        </w:rPr>
+        <w:t>Why the durations are fixed</w:t>
+      </w:r>
+    </w:p>
+    <w:p>
+      <w:r>
+        <w:t>The cutover durations in the site profile came out of the pilot at Bridgnorth and a bottom-up estimate for the rest, and finance has approved the resourcing against them. They are not padded and they are not a starting position for a negotiation. If the plan only works by shortening one of them, the plan does not work.</w:t>
       </w:r>
     </w:p>
     <w:p>
